--- a/ambr5_irt.docx
+++ b/ambr5_irt.docx
@@ -250,7 +250,7 @@
         <w:t xml:space="preserve">mirt</w:t>
       </w:r>
       <w:r>
-        <w:t xml:space="preserve">, evaluate model fit and assumptions, and interpret item and test information. We will begin with multiple-choice exam data from the undergraduate B.Sc. Psychology module Brain and Behaviour, and then apply the same workflow to questionnaire data from the Taylor Manifest Anxiety</w:t>
+        <w:t xml:space="preserve">, evaluate model fit and assumptions, and interpret item and test information. We will begin with multiple-choice exam data from the undergraduate B.Sc. Psychology module Brain and Behaviour, and then apply the same workflow to questionnaire data from the Taylor Manifest Anxiety Scale.</w:t>
       </w:r>
     </w:p>
     <w:p>
@@ -472,7 +472,7 @@
         <w:rPr>
           <w:rStyle w:val="StringTok"/>
         </w:rPr>
-        <w:t xml:space="preserve">"./data/ambr5_brain-and-behaviour.csv"</w:t>
+        <w:t xml:space="preserve">"../data/ambr5_brain-and-behaviour.csv"</w:t>
       </w:r>
       <w:r>
         <w:rPr>
@@ -881,6 +881,12 @@
           <w:rStyle w:val="VerbatimChar"/>
         </w:rPr>
         <w:t xml:space="preserve">psych</w:t>
+      </w:r>
+      <w:r>
+        <w:t xml:space="preserve"> </w:t>
+      </w:r>
+      <w:r>
+        <w:t xml:space="preserve">package.</w:t>
       </w:r>
     </w:p>
     <w:p>
@@ -5920,7 +5926,7 @@
         <w:rPr>
           <w:rStyle w:val="StringTok"/>
         </w:rPr>
-        <w:t xml:space="preserve">"./data/TMA/ambr5_TMA-data.csv"</w:t>
+        <w:t xml:space="preserve">"../data/TMA/ambr5_TMA-data.csv"</w:t>
       </w:r>
       <w:r>
         <w:rPr>
@@ -7658,7 +7664,29 @@
           <w:b/>
           <w:bCs/>
         </w:rPr>
-        <w:t xml:space="preserve">After selecting your preferred model, evaluate how well it performs. Examine the global fit statistics using. Are RMSEA, CFI, and TLI within acceptable ranges?</w:t>
+        <w:t xml:space="preserve">After selecting your preferred model, evaluate how well it performs. Examine the global fit statistics using</w:t>
+      </w:r>
+      <w:r>
+        <w:rPr>
+          <w:b/>
+          <w:bCs/>
+        </w:rPr>
+        <w:t xml:space="preserve"> </w:t>
+      </w:r>
+      <w:r>
+        <w:rPr>
+          <w:rStyle w:val="VerbatimChar"/>
+          <w:b/>
+          <w:bCs/>
+        </w:rPr>
+        <w:t xml:space="preserve">M2</w:t>
+      </w:r>
+      <w:r>
+        <w:rPr>
+          <w:b/>
+          <w:bCs/>
+        </w:rPr>
+        <w:t xml:space="preserve">. Are RMSEA, CFI, and TLI within acceptable ranges?</w:t>
       </w:r>
     </w:p>
     <w:p>
@@ -8593,7 +8621,7 @@
         <w:rPr>
           <w:rStyle w:val="CommentTok"/>
         </w:rPr>
-        <w:t xml:space="preserve"># Make dataframe of the person fit statistics</w:t>
+        <w:t xml:space="preserve"># Make dataframe of the item fit statistics</w:t>
       </w:r>
       <w:r>
         <w:br/>
